--- a/courts/tenth-circuit/oklahoma/state/supreme-court/answering-brief/usage/OUTPUT-answering-brief.docx
+++ b/courts/tenth-circuit/oklahoma/state/supreme-court/answering-brief/usage/OUTPUT-answering-brief.docx
@@ -2629,7 +2629,7 @@
           <w:b/>
           <w:bCs/>
         </w:rPr>
-        <w:t xml:space="preserve">Cases</w:t>
+        <w:t xml:space="preserve">CASES</w:t>
       </w:r>
     </w:p>
     <w:p>
@@ -3224,7 +3224,7 @@
         <w:tab/>
       </w:r>
       <w:r>
-        <w:t xml:space="preserve">10</w:t>
+        <w:t xml:space="preserve">10, 11</w:t>
       </w:r>
     </w:p>
     <w:p>
@@ -5150,49 +5150,49 @@
           <w:b/>
           <w:bCs/>
         </w:rPr>
-        <w:t xml:space="preserve">Statutes</w:t>
-      </w:r>
-      <w:r>
-        <w:rPr>
-          <w:b/>
-          <w:bCs/>
-        </w:rPr>
-        <w:t xml:space="preserve"> </w:t>
-      </w:r>
-      <w:r>
-        <w:rPr>
-          <w:b/>
-          <w:bCs/>
-        </w:rPr>
-        <w:t xml:space="preserve">and</w:t>
-      </w:r>
-      <w:r>
-        <w:rPr>
-          <w:b/>
-          <w:bCs/>
-        </w:rPr>
-        <w:t xml:space="preserve"> </w:t>
-      </w:r>
-      <w:r>
-        <w:rPr>
-          <w:b/>
-          <w:bCs/>
-        </w:rPr>
-        <w:t xml:space="preserve">Other</w:t>
-      </w:r>
-      <w:r>
-        <w:rPr>
-          <w:b/>
-          <w:bCs/>
-        </w:rPr>
-        <w:t xml:space="preserve"> </w:t>
-      </w:r>
-      <w:r>
-        <w:rPr>
-          <w:b/>
-          <w:bCs/>
-        </w:rPr>
-        <w:t xml:space="preserve">Authority</w:t>
+        <w:t xml:space="preserve">STATUTES</w:t>
+      </w:r>
+      <w:r>
+        <w:rPr>
+          <w:b/>
+          <w:bCs/>
+        </w:rPr>
+        <w:t xml:space="preserve"> </w:t>
+      </w:r>
+      <w:r>
+        <w:rPr>
+          <w:b/>
+          <w:bCs/>
+        </w:rPr>
+        <w:t xml:space="preserve">AND</w:t>
+      </w:r>
+      <w:r>
+        <w:rPr>
+          <w:b/>
+          <w:bCs/>
+        </w:rPr>
+        <w:t xml:space="preserve"> </w:t>
+      </w:r>
+      <w:r>
+        <w:rPr>
+          <w:b/>
+          <w:bCs/>
+        </w:rPr>
+        <w:t xml:space="preserve">OTHER</w:t>
+      </w:r>
+      <w:r>
+        <w:rPr>
+          <w:b/>
+          <w:bCs/>
+        </w:rPr>
+        <w:t xml:space="preserve"> </w:t>
+      </w:r>
+      <w:r>
+        <w:rPr>
+          <w:b/>
+          <w:bCs/>
+        </w:rPr>
+        <w:t xml:space="preserve">AUTHORITY</w:t>
       </w:r>
     </w:p>
     <w:p>
@@ -7625,7 +7625,7 @@
         <w:t xml:space="preserve"> </w:t>
       </w:r>
       <w:r>
-        <w:t xml:space="preserve">Cherokee Nation -&gt; Cherokee Nation Businesses, L.L.C. -&gt; The L.L.C. (the insured; insurance company). Table 1 demonstrates there are two layers of corporate structure and an insurance policy between a judgment in this case and the Cherokee Nation. The Operating Agreement also states that the Company [The L.L.C.] is required to indemnify the Member [Cherokee Nation Businesses, L.L.C.] in the event of a third-party proceeding such as the present. (Operating Agreement at ¶ 8.1, Rec. Page 32.) Thus, there is nothing in the record to demonstrate Cherokee Nation could be responsible for paying a judgment in this case.</w:t>
+        <w:t xml:space="preserve">Cherokee Nation → Cherokee Nation Businesses, L.L.C. → The L.L.C. (the insured; insurance company). Table 1 demonstrates there are two layers of corporate structure and an insurance policy between a judgment in this case and the Cherokee Nation. The Operating Agreement also states that the Company [The L.L.C.] is required to indemnify the Member [Cherokee Nation Businesses, L.L.C.] in the event of a third-party proceeding such as the present. (Operating Agreement at ¶ 8.1, Rec. Page 32.) Thus, there is nothing in the record to demonstrate Cherokee Nation could be responsible for paying a judgment in this case.</w:t>
       </w:r>
       <w:r>
         <w:rPr>
@@ -7818,7 +7818,7 @@
         <w:t xml:space="preserve"> </w:t>
       </w:r>
       <w:r>
-        <w:t xml:space="preserve">“to the same extent as natural persons might or could do . . . .”</w:t>
+        <w:t xml:space="preserve">“to the same extent as natural persons might or could do . . . .”</w:t>
       </w:r>
       <w:r>
         <w:t xml:space="preserve"> </w:t>
@@ -8497,7 +8497,7 @@
         <w:pStyle w:val="XdQuoteLast"/>
       </w:pPr>
       <w:r>
-        <w:t xml:space="preserve">c. the claimant has filed the judicial proceeding no later than the one-hundred-eightieth day after denial of the claim by the enterprise; provided that neither the claimant nor the enterprise may agree to extend the time to commence a judicial proceeding, and . . . .</w:t>
+        <w:t xml:space="preserve">c. the claimant has filed the judicial proceeding no later than the one-hundred-eightieth day after denial of the claim by the enterprise; provided that neither the claimant nor the enterprise may agree to extend the time to commence a judicial proceeding, and . . . .</w:t>
       </w:r>
     </w:p>
     <w:p>
@@ -8521,7 +8521,7 @@
         <w:pStyle w:val="XdQuoteOnly"/>
       </w:pPr>
       <w:r>
-        <w:t xml:space="preserve">C. The tribe consents to suit against the enterprise in a court of competent jurisdiction with respect to a tort claim or prize claim if all requirements of paragraph 9 of subsection A or all requirements of paragraph 11 of subsection B of this Part have been met; provided that such consent shall be subject to the following additional conditions and limitations . . . .</w:t>
+        <w:t xml:space="preserve">C. The tribe consents to suit against the enterprise in a court of competent jurisdiction with respect to a tort claim or prize claim if all requirements of paragraph 9 of subsection A or all requirements of paragraph 11 of subsection B of this Part have been met; provided that such consent shall be subject to the following additional conditions and limitations . . . .</w:t>
       </w:r>
     </w:p>
     <w:p>
@@ -12275,7 +12275,7 @@
         <w:t xml:space="preserve"> </w:t>
       </w:r>
       <w:r>
-        <w:t xml:space="preserve">According to the National Park Service, the Cherokee Nation reservation is located in Cherokee County. (www.nps.gov/​history/​nagpra/​DOCUMENTS/​RESERV.PDF (accessed February 20, 2008)). The casino is located in Roland, Oklahoma, which is in Sequoyah County.</w:t>
+        <w:t xml:space="preserve">According to the National Park Service, the Cherokee Nation reservation is located in Cherokee County. (www.​nps.​gov/​history/​nagpra/​DOCUMENTS/​RESERV.​PDF (accessed February 20, 2008)). The casino is located in Roland, Oklahoma, which is in Sequoyah County.</w:t>
       </w:r>
     </w:p>
     <w:p>
@@ -13006,20 +13006,79 @@
     </w:p>
     <w:p>
       <w:pPr>
-        <w:pStyle w:val="XdTail"/>
-      </w:pPr>
-      <w:r>
-        <w:t xml:space="preserve">Larry A. Tawwater</w:t>
-      </w:r>
-    </w:p>
-    <w:p>
-      <w:pPr>
-        <w:pStyle w:val="XdTail"/>
-      </w:pPr>
-      <w:r>
-        <w:t xml:space="preserve">Darren M. Tawwater</w:t>
-      </w:r>
-    </w:p>
+        <w:spacing w:before="0" w:after="0" w:line="384" w:lineRule="exact"/>
+      </w:pPr>
+    </w:p>
+    <w:tbl>
+      <w:tblPr>
+        <w:tblW w:w="9000" w:type="dxa"/>
+        <w:tblLayout w:type="fixed"/>
+        <w:tblCellMar>
+          <w:top w:w="0" w:type="dxa"/>
+          <w:left w:w="0" w:type="dxa"/>
+          <w:bottom w:w="0" w:type="dxa"/>
+          <w:right w:w="0" w:type="dxa"/>
+        </w:tblCellMar>
+        <w:tblLook w:val="0000" w:firstRow="0" w:lastRow="0" w:firstColumn="0" w:lastColumn="0" w:noHBand="0" w:noVBand="0"/>
+      </w:tblPr>
+      <w:tblGrid>
+        <w:gridCol w:w="9000"/>
+      </w:tblGrid>
+      <w:tr>
+        <w:trPr>
+          <w:cantSplit/>
+        </w:trPr>
+        <w:tc>
+          <w:tcPr>
+            <w:tcW w:w="9000" w:type="dxa"/>
+          </w:tcPr>
+          <w:p>
+            <w:pPr>
+              <w:spacing w:before="0" w:after="0" w:line="276" w:lineRule="exact"/>
+              <w:ind w:left="4320" w:firstLine="0"/>
+              <w:jc w:val="left"/>
+            </w:pPr>
+            <w:r>
+              <w:t xml:space="preserve">Larry</w:t>
+            </w:r>
+            <w:r>
+              <w:t xml:space="preserve"> </w:t>
+            </w:r>
+            <w:r>
+              <w:t xml:space="preserve">A.</w:t>
+            </w:r>
+            <w:r>
+              <w:t xml:space="preserve"> </w:t>
+            </w:r>
+            <w:r>
+              <w:t xml:space="preserve">Tawwater</w:t>
+            </w:r>
+          </w:p>
+          <w:p>
+            <w:pPr>
+              <w:spacing w:before="0" w:after="0" w:line="276" w:lineRule="exact"/>
+              <w:ind w:left="4320" w:firstLine="0"/>
+              <w:jc w:val="left"/>
+            </w:pPr>
+            <w:r>
+              <w:t xml:space="preserve">Darren</w:t>
+            </w:r>
+            <w:r>
+              <w:t xml:space="preserve"> </w:t>
+            </w:r>
+            <w:r>
+              <w:t xml:space="preserve">M.</w:t>
+            </w:r>
+            <w:r>
+              <w:t xml:space="preserve"> </w:t>
+            </w:r>
+            <w:r>
+              <w:t xml:space="preserve">Tawwater</w:t>
+            </w:r>
+          </w:p>
+        </w:tc>
+      </w:tr>
+    </w:tbl>
     <w:sectPr>
       <w:footerReference w:type="default" r:id="rIdXdPage"/>
       <w:pgSz w:w="12240" w:h="15840"/>
@@ -14009,6 +14068,7 @@
     <w:unhideWhenUsed/>
     <w:qFormat/>
     <w:pPr>
+      <w:keepLines/>
       <w:spacing w:before="0" w:after="120" w:line="253" w:lineRule="exact"/>
     </w:pPr>
     <w:rPr>
@@ -14259,6 +14319,33 @@
     <w:pPr>
       <w:spacing w:before="0" w:after="0" w:line="552" w:lineRule="exact"/>
       <w:ind w:left="2160" w:hanging="720"/>
+    </w:pPr>
+  </w:style>
+  <w:style w:type="paragraph" w:customStyle="1" w:styleId="XdQuoteList1">
+    <w:name w:val="Xd Quote List 1"/>
+    <w:basedOn w:val="Normal"/>
+    <w:qFormat/>
+    <w:pPr>
+      <w:spacing w:before="0" w:after="0" w:line="276" w:lineRule="exact"/>
+      <w:ind w:left="1440" w:right="720" w:hanging="720"/>
+    </w:pPr>
+  </w:style>
+  <w:style w:type="paragraph" w:customStyle="1" w:styleId="XdQuoteList2">
+    <w:name w:val="Xd Quote List 2"/>
+    <w:basedOn w:val="Normal"/>
+    <w:qFormat/>
+    <w:pPr>
+      <w:spacing w:before="0" w:after="0" w:line="276" w:lineRule="exact"/>
+      <w:ind w:left="2160" w:right="720" w:hanging="720"/>
+    </w:pPr>
+  </w:style>
+  <w:style w:type="paragraph" w:customStyle="1" w:styleId="XdQuoteList3">
+    <w:name w:val="Xd Quote List 3"/>
+    <w:basedOn w:val="Normal"/>
+    <w:qFormat/>
+    <w:pPr>
+      <w:spacing w:before="0" w:after="0" w:line="276" w:lineRule="exact"/>
+      <w:ind w:left="2880" w:right="720" w:hanging="720"/>
     </w:pPr>
   </w:style>
   <w:style w:type="paragraph" w:customStyle="1" w:styleId="XdQuote">

--- a/courts/tenth-circuit/oklahoma/state/supreme-court/answering-brief/usage/OUTPUT-answering-brief.docx
+++ b/courts/tenth-circuit/oklahoma/state/supreme-court/answering-brief/usage/OUTPUT-answering-brief.docx
@@ -7818,7 +7818,7 @@
         <w:t xml:space="preserve"> </w:t>
       </w:r>
       <w:r>
-        <w:t xml:space="preserve">“to the same extent as natural persons might or could do . . . .”</w:t>
+        <w:t xml:space="preserve">“to the same extent as natural persons might or could do ⁠. ⁠. ⁠. ⁠.”</w:t>
       </w:r>
       <w:r>
         <w:t xml:space="preserve"> </w:t>
@@ -8497,7 +8497,7 @@
         <w:pStyle w:val="XdQuoteLast"/>
       </w:pPr>
       <w:r>
-        <w:t xml:space="preserve">c. the claimant has filed the judicial proceeding no later than the one-hundred-eightieth day after denial of the claim by the enterprise; provided that neither the claimant nor the enterprise may agree to extend the time to commence a judicial proceeding, and . . . .</w:t>
+        <w:t xml:space="preserve">c. the claimant has filed the judicial proceeding no later than the one-hundred-eightieth day after denial of the claim by the enterprise; provided that neither the claimant nor the enterprise may agree to extend the time to commence a judicial proceeding, and ⁠. ⁠. ⁠. ⁠.</w:t>
       </w:r>
     </w:p>
     <w:p>
@@ -8521,7 +8521,7 @@
         <w:pStyle w:val="XdQuoteOnly"/>
       </w:pPr>
       <w:r>
-        <w:t xml:space="preserve">C. The tribe consents to suit against the enterprise in a court of competent jurisdiction with respect to a tort claim or prize claim if all requirements of paragraph 9 of subsection A or all requirements of paragraph 11 of subsection B of this Part have been met; provided that such consent shall be subject to the following additional conditions and limitations . . . .</w:t>
+        <w:t xml:space="preserve">C. The tribe consents to suit against the enterprise in a court of competent jurisdiction with respect to a tort claim or prize claim if all requirements of paragraph 9 of subsection A or all requirements of paragraph 11 of subsection B of this Part have been met; provided that such consent shall be subject to the following additional conditions and limitations ⁠. ⁠. ⁠. ⁠.</w:t>
       </w:r>
     </w:p>
     <w:p>

--- a/courts/tenth-circuit/oklahoma/state/supreme-court/answering-brief/usage/OUTPUT-answering-brief.docx
+++ b/courts/tenth-circuit/oklahoma/state/supreme-court/answering-brief/usage/OUTPUT-answering-brief.docx
@@ -193,11 +193,7 @@
         <w:t xml:space="preserve"> </w:t>
       </w:r>
       <w:r>
-        <w:t xml:space="preserve">CJ</w:t>
-        <w:noBreakHyphen/>
-        <w:t xml:space="preserve">2006</w:t>
-        <w:noBreakHyphen/>
-        <w:t xml:space="preserve">762</w:t>
+        <w:t xml:space="preserve">CJ-⁠2006-⁠762</w:t>
       </w:r>
     </w:p>
     <w:p>
@@ -891,9 +887,7 @@
         <w:t xml:space="preserve"> </w:t>
       </w:r>
       <w:r>
-        <w:t xml:space="preserve">319</w:t>
-        <w:noBreakHyphen/>
-        <w:t xml:space="preserve">7300</w:t>
+        <w:t xml:space="preserve">319-⁠7300</w:t>
       </w:r>
     </w:p>
     <w:p>
@@ -915,9 +909,7 @@
         <w:t xml:space="preserve"> </w:t>
       </w:r>
       <w:r>
-        <w:t xml:space="preserve">319</w:t>
-        <w:noBreakHyphen/>
-        <w:t xml:space="preserve">7350</w:t>
+        <w:t xml:space="preserve">319-⁠7350</w:t>
       </w:r>
     </w:p>
     <w:p>
@@ -5895,19 +5887,7 @@
         <w:t xml:space="preserve"> </w:t>
       </w:r>
       <w:r>
-        <w:t xml:space="preserve">by representatives of Cherokee Nation Enterprises, Inc. (Tort Claims Procedure Packet, Rec. Page 223</w:t>
-      </w:r>
-      <w:r>
-        <w:noBreakHyphen/>
-      </w:r>
-      <w:r>
-        <w:t xml:space="preserve">24). On January 27, 2006, Plaintiff filed a claim with the Cherokee Nation Enterprises, Inc. (Claim against the Cherokee Nation Enterprises, Inc., Rec. Page 170</w:t>
-      </w:r>
-      <w:r>
-        <w:noBreakHyphen/>
-      </w:r>
-      <w:r>
-        <w:t xml:space="preserve">172). The claim was served upon Cherokee Nation Enterprises, Inc. and not the Cherokee Nation Indian Tribe. (</w:t>
+        <w:t xml:space="preserve">by representatives of Cherokee Nation Enterprises, Inc. (Tort Claims Procedure Packet, Rec. Page 223-⁠24). On January 27, 2006, Plaintiff filed a claim with the Cherokee Nation Enterprises, Inc. (Claim against the Cherokee Nation Enterprises, Inc., Rec. Page 170-⁠172). The claim was served upon Cherokee Nation Enterprises, Inc. and not the Cherokee Nation Indian Tribe. (</w:t>
       </w:r>
       <w:r>
         <w:rPr>
@@ -5942,19 +5922,7 @@
         <w:pStyle w:val="BodyTextNote"/>
       </w:pPr>
       <w:r>
-        <w:t xml:space="preserve">In November, 2004, the Cherokee Nation entered into a compact with the State of Oklahoma so the Tribe could operate Class III gaming machines in the State of Oklahoma. (Compact, Rec. Page 123</w:t>
-      </w:r>
-      <w:r>
-        <w:noBreakHyphen/>
-      </w:r>
-      <w:r>
-        <w:t xml:space="preserve">133; 201</w:t>
-      </w:r>
-      <w:r>
-        <w:noBreakHyphen/>
-      </w:r>
-      <w:r>
-        <w:t xml:space="preserve">220.)</w:t>
+        <w:t xml:space="preserve">In November, 2004, the Cherokee Nation entered into a compact with the State of Oklahoma so the Tribe could operate Class III gaming machines in the State of Oklahoma. (Compact, Rec. Page 123-⁠133; 201-⁠220.)</w:t>
       </w:r>
       <w:r>
         <w:rPr>
@@ -7368,13 +7336,7 @@
         <w:t xml:space="preserve"> </w:t>
       </w:r>
       <w:r>
-        <w:t xml:space="preserve">at 768</w:t>
-      </w:r>
-      <w:r>
-        <w:noBreakHyphen/>
-      </w:r>
-      <w:r>
-        <w:t xml:space="preserve">769. The Court also found that the state’s interest was superior and held that “considering the State’s interest in interpreting and enforcing contracts made with its citizens, and the negligible threat to tribal self-government, we find that the district court here had jurisdiction over the parties and the subject matter.</w:t>
+        <w:t xml:space="preserve">at 768-⁠769. The Court also found that the state’s interest was superior and held that “considering the State’s interest in interpreting and enforcing contracts made with its citizens, and the negligible threat to tribal self-government, we find that the district court here had jurisdiction over the parties and the subject matter.</w:t>
       </w:r>
       <w:r>
         <w:t xml:space="preserve"> </w:t>
@@ -7528,13 +7490,7 @@
         <w:t xml:space="preserve"> </w:t>
       </w:r>
       <w:r>
-        <w:t xml:space="preserve">at 440</w:t>
-      </w:r>
-      <w:r>
-        <w:noBreakHyphen/>
-      </w:r>
-      <w:r>
-        <w:t xml:space="preserve">41.</w:t>
+        <w:t xml:space="preserve">at 440-⁠41.</w:t>
       </w:r>
     </w:p>
     <w:p>
@@ -8429,19 +8385,7 @@
         <w:pStyle w:val="BodyText"/>
       </w:pPr>
       <w:r>
-        <w:t xml:space="preserve">(Compact at Pages 10</w:t>
-      </w:r>
-      <w:r>
-        <w:noBreakHyphen/>
-      </w:r>
-      <w:r>
-        <w:t xml:space="preserve">11, Rec. Page 13</w:t>
-      </w:r>
-      <w:r>
-        <w:noBreakHyphen/>
-      </w:r>
-      <w:r>
-        <w:t xml:space="preserve">14.) (emphasis added).</w:t>
+        <w:t xml:space="preserve">(Compact at Pages 10-⁠11, Rec. Page 13-⁠14.) (emphasis added).</w:t>
       </w:r>
     </w:p>
     <w:p>
@@ -11020,91 +10964,7 @@
         <w:pStyle w:val="BodyText"/>
       </w:pPr>
       <w:r>
-        <w:t xml:space="preserve">The L.L.C. applied for, and received, numerous alcoholic beverage licenses in Oklahoma. In Sequoyah County alone the L.L.C. applied for, and received, seven beverage licenses. (Sequoyah County District Court Case Numbers: BV</w:t>
-      </w:r>
-      <w:r>
-        <w:noBreakHyphen/>
-      </w:r>
-      <w:r>
-        <w:t xml:space="preserve">06</w:t>
-      </w:r>
-      <w:r>
-        <w:noBreakHyphen/>
-      </w:r>
-      <w:r>
-        <w:t xml:space="preserve">18, BV</w:t>
-      </w:r>
-      <w:r>
-        <w:noBreakHyphen/>
-      </w:r>
-      <w:r>
-        <w:t xml:space="preserve">06</w:t>
-      </w:r>
-      <w:r>
-        <w:noBreakHyphen/>
-      </w:r>
-      <w:r>
-        <w:t xml:space="preserve">21; BV</w:t>
-      </w:r>
-      <w:r>
-        <w:noBreakHyphen/>
-      </w:r>
-      <w:r>
-        <w:t xml:space="preserve">06</w:t>
-      </w:r>
-      <w:r>
-        <w:noBreakHyphen/>
-      </w:r>
-      <w:r>
-        <w:t xml:space="preserve">22; BV</w:t>
-      </w:r>
-      <w:r>
-        <w:noBreakHyphen/>
-      </w:r>
-      <w:r>
-        <w:t xml:space="preserve">06</w:t>
-      </w:r>
-      <w:r>
-        <w:noBreakHyphen/>
-      </w:r>
-      <w:r>
-        <w:t xml:space="preserve">23; BV</w:t>
-      </w:r>
-      <w:r>
-        <w:noBreakHyphen/>
-      </w:r>
-      <w:r>
-        <w:t xml:space="preserve">06</w:t>
-      </w:r>
-      <w:r>
-        <w:noBreakHyphen/>
-      </w:r>
-      <w:r>
-        <w:t xml:space="preserve">24; BV</w:t>
-      </w:r>
-      <w:r>
-        <w:noBreakHyphen/>
-      </w:r>
-      <w:r>
-        <w:t xml:space="preserve">06</w:t>
-      </w:r>
-      <w:r>
-        <w:noBreakHyphen/>
-      </w:r>
-      <w:r>
-        <w:t xml:space="preserve">30 and BV</w:t>
-      </w:r>
-      <w:r>
-        <w:noBreakHyphen/>
-      </w:r>
-      <w:r>
-        <w:t xml:space="preserve">06</w:t>
-      </w:r>
-      <w:r>
-        <w:noBreakHyphen/>
-      </w:r>
-      <w:r>
-        <w:t xml:space="preserve">32; Oklahoma Supreme Court Network, Non-OCIS Counties Docket System accessed February 21, 2008.) In Rogers County there are too many to list. This serves as additional evidence the L.L.C. subjected itself to the regulation and laws of the State of Oklahoma.</w:t>
+        <w:t xml:space="preserve">The L.L.C. applied for, and received, numerous alcoholic beverage licenses in Oklahoma. In Sequoyah County alone the L.L.C. applied for, and received, seven beverage licenses. (Sequoyah County District Court Case Numbers: BV-⁠06-⁠18, BV-⁠06-⁠21; BV-⁠06-⁠22; BV-⁠06-⁠23; BV-⁠06-⁠24; BV-⁠06-⁠30 and BV-⁠06-⁠32; Oklahoma Supreme Court Network, Non-OCIS Counties Docket System accessed February 21, 2008.) In Rogers County there are too many to list. This serves as additional evidence the L.L.C. subjected itself to the regulation and laws of the State of Oklahoma.</w:t>
       </w:r>
     </w:p>
     <w:p>
@@ -11364,13 +11224,7 @@
         <w:pStyle w:val="BodyText"/>
       </w:pPr>
       <w:r>
-        <w:t xml:space="preserve">The L.L.C. has appeared numerous times as a plaintiff in the District Courts of Oklahoma. For example, the L.L.C. is the named Plaintiff in an action filed in the Rogers County District Court - the very Court from which it now appeals. (Docket Sheet, Rec. Page 167</w:t>
-      </w:r>
-      <w:r>
-        <w:noBreakHyphen/>
-      </w:r>
-      <w:r>
-        <w:t xml:space="preserve">69.) It makes little sense that a corporate entity registered with the State of Oklahoma as a limited liability company may sue in Oklahoma courts, but at the same time claim it is also immune from suit in those same courts. Fundamental fairness prohibits such a result.</w:t>
+        <w:t xml:space="preserve">The L.L.C. has appeared numerous times as a plaintiff in the District Courts of Oklahoma. For example, the L.L.C. is the named Plaintiff in an action filed in the Rogers County District Court - the very Court from which it now appeals. (Docket Sheet, Rec. Page 167-⁠69.) It makes little sense that a corporate entity registered with the State of Oklahoma as a limited liability company may sue in Oklahoma courts, but at the same time claim it is also immune from suit in those same courts. Fundamental fairness prohibits such a result.</w:t>
       </w:r>
     </w:p>
     <w:p>
@@ -11754,13 +11608,7 @@
         <w:t xml:space="preserve"> </w:t>
       </w:r>
       <w:r>
-        <w:t xml:space="preserve">at 329</w:t>
-      </w:r>
-      <w:r>
-        <w:noBreakHyphen/>
-      </w:r>
-      <w:r>
-        <w:t xml:space="preserve">30. The Court also found that a judgment in that case would presumably be paid by the tribe.</w:t>
+        <w:t xml:space="preserve">at 329-⁠30. The Court also found that a judgment in that case would presumably be paid by the tribe.</w:t>
       </w:r>
       <w:r>
         <w:t xml:space="preserve"> </w:t>
@@ -12056,13 +11904,7 @@
         <w:t xml:space="preserve">Indian Reservation</w:t>
       </w:r>
       <w:r>
-        <w:t xml:space="preserve">, 447 U.S. 134, 154</w:t>
-      </w:r>
-      <w:r>
-        <w:noBreakHyphen/>
-      </w:r>
-      <w:r>
-        <w:t xml:space="preserve">159 (1980).</w:t>
+        <w:t xml:space="preserve">, 447 U.S. 134, 154-⁠159 (1980).</w:t>
       </w:r>
     </w:p>
     <w:p>
@@ -12878,9 +12720,7 @@
               <w:t xml:space="preserve"> </w:t>
             </w:r>
             <w:r>
-              <w:t xml:space="preserve">319</w:t>
-              <w:noBreakHyphen/>
-              <w:t xml:space="preserve">7300</w:t>
+              <w:t xml:space="preserve">319-⁠7300</w:t>
             </w:r>
           </w:p>
           <w:p>
@@ -12902,9 +12742,7 @@
               <w:t xml:space="preserve"> </w:t>
             </w:r>
             <w:r>
-              <w:t xml:space="preserve">319</w:t>
-              <w:noBreakHyphen/>
-              <w:t xml:space="preserve">7350</w:t>
+              <w:t xml:space="preserve">319-⁠7350</w:t>
             </w:r>
           </w:p>
           <w:p>
@@ -14069,7 +13907,7 @@
     <w:qFormat/>
     <w:pPr>
       <w:keepLines/>
-      <w:spacing w:before="0" w:after="120" w:line="253" w:lineRule="exact"/>
+      <w:spacing w:before="26" w:after="120" w:line="253" w:lineRule="exact"/>
     </w:pPr>
     <w:rPr>
       <w:sz w:val="22"/>
